--- a/data/documents/docx/npi_checklist_volta7.docx
+++ b/data/documents/docx/npi_checklist_volta7.docx
@@ -50,7 +50,7 @@
           <w:b w:val="0"/>
           <w:i w:val="0"/>
         </w:rPr>
-        <w:t xml:space="preserve"> NPI-CHK-V7-2024</w:t>
+        <w:t xml:space="preserve"> NPI-CHK-V7-2026</w:t>
       </w:r>
     </w:p>
     <w:p>
@@ -149,7 +149,7 @@
           <w:b w:val="0"/>
           <w:i w:val="0"/>
         </w:rPr>
-        <w:t xml:space="preserve"> June 2024</w:t>
+        <w:t xml:space="preserve"> June 2026</w:t>
       </w:r>
     </w:p>
     <w:p>
@@ -355,7 +355,7 @@
                 <w:i w:val="0"/>
                 <w:sz w:val="18"/>
               </w:rPr>
-              <w:t>2023-11-15</w:t>
+              <w:t>2025-11-12</w:t>
             </w:r>
           </w:p>
         </w:tc>
@@ -371,7 +371,7 @@
                 <w:i w:val="0"/>
                 <w:sz w:val="18"/>
               </w:rPr>
-              <w:t>2023-11-20</w:t>
+              <w:t>2025-11-17</w:t>
             </w:r>
           </w:p>
         </w:tc>
@@ -453,7 +453,7 @@
                 <w:i w:val="0"/>
                 <w:sz w:val="18"/>
               </w:rPr>
-              <w:t>2024-01-12</w:t>
+              <w:t>2026-01-09</w:t>
             </w:r>
           </w:p>
         </w:tc>
@@ -469,7 +469,7 @@
                 <w:i w:val="0"/>
                 <w:sz w:val="18"/>
               </w:rPr>
-              <w:t>2024-01-15</w:t>
+              <w:t>2026-01-12</w:t>
             </w:r>
           </w:p>
         </w:tc>
@@ -551,7 +551,7 @@
                 <w:i w:val="0"/>
                 <w:sz w:val="18"/>
               </w:rPr>
-              <w:t>2024-02-28</w:t>
+              <w:t>2026-02-25</w:t>
             </w:r>
           </w:p>
         </w:tc>
@@ -567,7 +567,7 @@
                 <w:i w:val="0"/>
                 <w:sz w:val="18"/>
               </w:rPr>
-              <w:t>2024-03-01</w:t>
+              <w:t>2026-02-27</w:t>
             </w:r>
           </w:p>
         </w:tc>
@@ -649,7 +649,7 @@
                 <w:i w:val="0"/>
                 <w:sz w:val="18"/>
               </w:rPr>
-              <w:t>2024-02-15</w:t>
+              <w:t>2026-02-12</w:t>
             </w:r>
           </w:p>
         </w:tc>
@@ -665,7 +665,7 @@
                 <w:i w:val="0"/>
                 <w:sz w:val="18"/>
               </w:rPr>
-              <w:t>2024-02-16</w:t>
+              <w:t>2026-02-13</w:t>
             </w:r>
           </w:p>
         </w:tc>
@@ -747,7 +747,7 @@
                 <w:i w:val="0"/>
                 <w:sz w:val="18"/>
               </w:rPr>
-              <w:t>2024-03-25</w:t>
+              <w:t>2026-03-23</w:t>
             </w:r>
           </w:p>
         </w:tc>
@@ -763,7 +763,7 @@
                 <w:i w:val="0"/>
                 <w:sz w:val="18"/>
               </w:rPr>
-              <w:t>2024-04-21</w:t>
+              <w:t>2026-04-19</w:t>
             </w:r>
           </w:p>
         </w:tc>
@@ -845,7 +845,7 @@
                 <w:i w:val="0"/>
                 <w:sz w:val="18"/>
               </w:rPr>
-              <w:t>2024-04-30</w:t>
+              <w:t>2026-04-28</w:t>
             </w:r>
           </w:p>
         </w:tc>
@@ -854,14 +854,15 @@
             <w:tcW w:type="dxa" w:w="1608"/>
           </w:tcPr>
           <w:p>
-            <w:r/>
+            <w:r>
+              <w:t>2026-06-02</w:t>
+            </w:r>
             <w:r>
               <w:rPr>
                 <w:b w:val="0"/>
                 <w:i w:val="0"/>
                 <w:sz w:val="18"/>
               </w:rPr>
-              <w:t>2024-04-28</w:t>
             </w:r>
           </w:p>
         </w:tc>
@@ -943,7 +944,7 @@
                 <w:i w:val="0"/>
                 <w:sz w:val="18"/>
               </w:rPr>
-              <w:t>2024-05-15</w:t>
+              <w:t>2026-05-13</w:t>
             </w:r>
           </w:p>
         </w:tc>
@@ -959,7 +960,7 @@
                 <w:i w:val="0"/>
                 <w:sz w:val="18"/>
               </w:rPr>
-              <w:t>2024-05-13</w:t>
+              <w:t>2026-05-11</w:t>
             </w:r>
           </w:p>
         </w:tc>
@@ -1025,7 +1026,7 @@
           <w:b w:val="0"/>
           <w:i w:val="0"/>
         </w:rPr>
-        <w:t xml:space="preserve"> Frozen on Rev A.3 register architecture. (Sara Nolan — 2023-11-10)</w:t>
+        <w:t xml:space="preserve"> Frozen on Rev A.3 register architecture. (Sara Nolan — 2025-11-07)</w:t>
       </w:r>
     </w:p>
     <w:p>
@@ -1047,7 +1048,7 @@
           <w:b w:val="0"/>
           <w:i w:val="0"/>
         </w:rPr>
-        <w:t xml:space="preserve"> Rev A approved with commercial ESD cell waiver; corrected in Rev B to enforce 280 µm automotive clamp macro clean DRC. (Sara Nolan — 2024-03-23)</w:t>
+        <w:t xml:space="preserve"> Rev A approved with commercial ESD cell waiver; corrected in Rev B to enforce 280 µm automotive clamp macro clean DRC. (Sara Nolan — 2026-03-21)</w:t>
       </w:r>
     </w:p>
     <w:p>
@@ -1069,7 +1070,7 @@
           <w:b w:val="0"/>
           <w:i w:val="0"/>
         </w:rPr>
-        <w:t xml:space="preserve"> Stuck-at coverage verified at 99.4%, Transition Delay coverage at 96.8%. (Emma White — 2023-11-14)</w:t>
+        <w:t xml:space="preserve"> Stuck-at coverage verified at 99.4%, Transition Delay coverage at 96.8%. (Emma White — 2025-11-11)</w:t>
       </w:r>
     </w:p>
     <w:p>
@@ -1091,7 +1092,7 @@
           <w:b w:val="0"/>
           <w:i w:val="0"/>
         </w:rPr>
-        <w:t xml:space="preserve"> Completed per revised SOP-PE-042 checklist. (Lisa Park — 2024-03-24)</w:t>
+        <w:t xml:space="preserve"> Completed per revised SOP-PE-042 checklist. (Lisa Park — 2026-03-22)</w:t>
       </w:r>
     </w:p>
     <w:p>
@@ -1121,7 +1122,7 @@
           <w:b w:val="0"/>
           <w:i w:val="0"/>
         </w:rPr>
-        <w:t xml:space="preserve"> Dual-DUT probe cards mounted and planarized on Tester 04. (Emma White — 2024-01-12)</w:t>
+        <w:t xml:space="preserve"> Dual-DUT probe cards mounted and planarized on Tester 04. (Emma White — 2026-01-09)</w:t>
       </w:r>
     </w:p>
     <w:p>
@@ -1143,7 +1144,7 @@
           <w:b w:val="0"/>
           <w:i w:val="0"/>
         </w:rPr>
-        <w:t xml:space="preserve"> Rev A baseline opened at 41.2% (unacceptable); CMP recipe optimization improved Rev A to 55.0%; Rev B achieved 78.4%. (James Ortiz — 2024-04-21)</w:t>
+        <w:t xml:space="preserve"> Rev A baseline opened at 41.2% (unacceptable); CMP recipe optimization improved Rev A to 55.0%; Rev B achieved 78.4%. (James Ortiz — 2026-04-19)</w:t>
       </w:r>
     </w:p>
     <w:p>
@@ -1165,7 +1166,7 @@
           <w:b w:val="0"/>
           <w:i w:val="0"/>
         </w:rPr>
-        <w:t xml:space="preserve"> Defect density monitored through Penang fab inline metrology; baseline dropped from 0.82 to 0.18 defects/cm². (James Ortiz — 2024-04-22)</w:t>
+        <w:t xml:space="preserve"> Defect density monitored through Penang fab inline metrology; baseline dropped from 0.82 to 0.18 defects/cm². (James Ortiz — 2026-04-20)</w:t>
       </w:r>
     </w:p>
     <w:p>
@@ -1187,7 +1188,7 @@
           <w:b w:val="0"/>
           <w:i w:val="0"/>
         </w:rPr>
-        <w:t xml:space="preserve"> Automatic Klarf transfer enabled between Penang fab and Austin yield server. (James Ortiz — 2024-01-14)</w:t>
+        <w:t xml:space="preserve"> Automatic Klarf transfer enabled between Penang fab and Austin yield server. (James Ortiz — 2026-01-11)</w:t>
       </w:r>
     </w:p>
     <w:p>
@@ -1217,7 +1218,7 @@
           <w:b w:val="0"/>
           <w:i w:val="0"/>
         </w:rPr>
-        <w:t xml:space="preserve"> Rev 1.0 released for sample screening; Rev 1.2 released with optimized dual-ADC parallel execution. (Emma White — 2024-03-05)</w:t>
+        <w:t xml:space="preserve"> Rev 1.0 released for sample screening; Rev 1.2 released with optimized dual-ADC parallel execution. (Emma White — 2026-03-03)</w:t>
       </w:r>
     </w:p>
     <w:p>
@@ -1239,7 +1240,7 @@
           <w:b w:val="0"/>
           <w:i w:val="0"/>
         </w:rPr>
-        <w:t xml:space="preserve"> Initial test time 6.40s reduced to 3.82s, then optimized to 3.14s (Target: &lt;3.20s). (Emma White — 2024-04-21)</w:t>
+        <w:t xml:space="preserve"> Initial test time 6.40s reduced to 3.82s, then optimized to 3.14s (Target: &lt;3.20s). (Emma White — 2026-04-19)</w:t>
       </w:r>
     </w:p>
     <w:p>
@@ -1261,7 +1262,7 @@
           <w:b w:val="0"/>
           <w:i w:val="0"/>
         </w:rPr>
-        <w:t xml:space="preserve"> Guardbands verified across -40°C, +25°C, and +125°C. (Emma White — 2024-04-25)</w:t>
+        <w:t xml:space="preserve"> Guardbands verified across -40°C, +25°C, and +125°C. (Emma White — 2026-04-23)</w:t>
       </w:r>
     </w:p>
     <w:p>
@@ -1283,7 +1284,7 @@
           <w:b w:val="0"/>
           <w:i w:val="0"/>
         </w:rPr>
-        <w:t xml:space="preserve"> 50 ES1 units delivered to NovaDrive on March 1, 2024; 100 Rev B production-grade samples delivered on April 25, 2024. (Tom Harris — 2024-04-25)</w:t>
+        <w:t xml:space="preserve"> 50 ES1 units delivered to NovaDrive on February 27, 2026; 100 Rev B production-grade samples delivered on April 23, 2026. (Tom Harris — 2026-04-23)</w:t>
       </w:r>
     </w:p>
     <w:p>
@@ -1313,7 +1314,7 @@
           <w:b w:val="0"/>
           <w:i w:val="0"/>
         </w:rPr>
-        <w:t xml:space="preserve"> HTOL burn-in boards, thermal sockets, and power supplies verified in Lab C. (Kevin Tran — 2024-02-14)</w:t>
+        <w:t xml:space="preserve"> HTOL burn-in boards, thermal sockets, and power supplies verified in Lab C. (Kevin Tran — 2026-02-11)</w:t>
       </w:r>
     </w:p>
     <w:p>
@@ -1335,7 +1336,7 @@
           <w:b w:val="0"/>
           <w:i w:val="0"/>
         </w:rPr>
-        <w:t xml:space="preserve"> Rev A failed at 500 hours (3/231 fails); Rev B successfully passed 1000 hours with 0/231 fails. (Kevin Tran — 2024-04-28)</w:t>
+        <w:t xml:space="preserve"> Rev A failed at 500 hours (3/231 fails); Rev B successfully passed 1000 hours with 0/231 fails. (Kevin Tran — 2026-06-02)</w:t>
       </w:r>
     </w:p>
     <w:p>
@@ -1357,7 +1358,7 @@
           <w:b w:val="0"/>
           <w:i w:val="0"/>
         </w:rPr>
-        <w:t xml:space="preserve"> Passed 0/231 fails across 3 distinct lots. (Kevin Tran — 2024-04-28)</w:t>
+        <w:t xml:space="preserve"> Passed 0/231 fails across 3 distinct lots. (Kevin Tran — 2026-05-18)</w:t>
       </w:r>
     </w:p>
     <w:p>
@@ -1379,7 +1380,7 @@
           <w:b w:val="0"/>
           <w:i w:val="0"/>
         </w:rPr>
-        <w:t xml:space="preserve"> Passed 0/231 fails with zero corrosion or leakage drift. (Kevin Tran — 2024-04-27)</w:t>
+        <w:t xml:space="preserve"> Passed 0/231 fails with zero corrosion or leakage drift. (Kevin Tran — 2026-04-25)</w:t>
       </w:r>
     </w:p>
     <w:p>
@@ -1401,7 +1402,7 @@
           <w:b w:val="0"/>
           <w:i w:val="0"/>
         </w:rPr>
-        <w:t xml:space="preserve"> Human Body Model (HBM) passed &gt;2.5 kV; Charged Device Model (CDM) passed &gt;750 V on Rev B. (Rosa Santos — 2024-04-26)</w:t>
+        <w:t xml:space="preserve"> Human Body Model (HBM) passed &gt;2.5 kV; Charged Device Model (CDM) passed &gt;750 V on Rev B. (Rosa Santos — 2026-04-24)</w:t>
       </w:r>
     </w:p>
     <w:p>
@@ -1431,7 +1432,7 @@
           <w:b w:val="0"/>
           <w:i w:val="0"/>
         </w:rPr>
-        <w:t xml:space="preserve"> CAR-2024-ND01 approved and closed by NovaDrive Quality. (Anna Becker — 2024-04-30)</w:t>
+        <w:t xml:space="preserve"> CAR-2026-ND01 approved and closed by NovaDrive Quality. (Anna Becker — 2026-06-04)</w:t>
       </w:r>
     </w:p>
     <w:p>
@@ -1453,7 +1454,7 @@
           <w:b w:val="0"/>
           <w:i w:val="0"/>
         </w:rPr>
-        <w:t xml:space="preserve"> NovaDrive on-site audit completed on May 12, 2024: 0 Major NCs, 2 Minor Observations. (Anna Becker — 2024-05-13)</w:t>
+        <w:t xml:space="preserve"> NovaDrive on-site audit completed on May 10, 2026: 0 Major NCs, 2 Minor Observations. (Anna Becker — 2026-05-11)</w:t>
       </w:r>
     </w:p>
     <w:p>
@@ -1475,7 +1476,7 @@
           <w:b w:val="0"/>
           <w:i w:val="0"/>
         </w:rPr>
-        <w:t xml:space="preserve"> Formally signed by NovaDrive VP Marcus Vance. (Tom Harris — 2024-05-13)</w:t>
+        <w:t xml:space="preserve"> Interim PSW signed May 11, 2026; full PSW signed by NovaDrive VP Marcus Vance after the 1000-hour HTOL. (Tom Harris — 2026-06-05)</w:t>
       </w:r>
     </w:p>
     <w:p>
@@ -1497,7 +1498,7 @@
           <w:b w:val="0"/>
           <w:i w:val="0"/>
         </w:rPr>
-        <w:t xml:space="preserve"> Executive authorization granted for Penang fab ramp to 200,000 units/month. (Mike Chen — 2024-05-13)</w:t>
+        <w:t xml:space="preserve"> Executive authorization granted for Penang fab ramp to 200,000 units/month. (Mike Chen — 2026-05-11)</w:t>
       </w:r>
     </w:p>
     <w:sectPr>
